--- a/resume/WORD/my-cover-letter.docx
+++ b/resume/WORD/my-cover-letter.docx
@@ -28,11 +28,7 @@
     </w:p>
     <w:p>
       <w:r>
-        <w:rPr>
-          <w:b/>
-          <w:bCs/>
-        </w:rPr>
-        <w:t>Dear Hiring Manager,</w:t>
+        <w:t>Hi,</w:t>
       </w:r>
     </w:p>
     <w:p>
@@ -55,14 +51,44 @@
           <w:b/>
           <w:color w:val="000000"/>
         </w:rPr>
-        <w:t>Full Stack Engineer / Technical Architect</w:t>
-      </w:r>
-      <w:r>
-        <w:rPr>
-          <w:rFonts w:ascii="Aptos" w:hAnsi="Aptos"/>
-          <w:color w:val="000000"/>
-        </w:rPr>
-        <w:t xml:space="preserve"> position at your esteemed organization. With more than 11 years of experience in designing and delivering scalable, cloud-native applications across various sectors—including media streaming, healthcare, e-commerce, and bankin</w:t>
+        <w:t xml:space="preserve">Full Stack Engineer / </w:t>
+      </w:r>
+      <w:r>
+        <w:rPr>
+          <w:rFonts w:ascii="Aptos" w:hAnsi="Aptos"/>
+          <w:b/>
+          <w:color w:val="000000"/>
+        </w:rPr>
+        <w:t xml:space="preserve">Sr/Lead Software Engineer / </w:t>
+      </w:r>
+      <w:r>
+        <w:rPr>
+          <w:rFonts w:ascii="Aptos" w:hAnsi="Aptos"/>
+          <w:b/>
+          <w:color w:val="000000"/>
+        </w:rPr>
+        <w:t>Technical Architect</w:t>
+      </w:r>
+      <w:r>
+        <w:rPr>
+          <w:rFonts w:ascii="Aptos" w:hAnsi="Aptos"/>
+          <w:color w:val="000000"/>
+        </w:rPr>
+        <w:t xml:space="preserve"> position at your esteemed organization. With more than 1</w:t>
+      </w:r>
+      <w:r>
+        <w:rPr>
+          <w:rFonts w:ascii="Aptos" w:hAnsi="Aptos"/>
+          <w:color w:val="000000"/>
+        </w:rPr>
+        <w:t>2</w:t>
+      </w:r>
+      <w:r>
+        <w:rPr>
+          <w:rFonts w:ascii="Aptos" w:hAnsi="Aptos"/>
+          <w:color w:val="000000"/>
+        </w:rPr>
+        <w:t xml:space="preserve"> years of experience in designing and delivering scalable, cloud-native applications across various sectors—including media streaming, healthcare, e-commerce, and bankin</w:t>
       </w:r>
       <w:r>
         <w:rPr>
